--- a/templates/civil_complaint_sales_template.docx
+++ b/templates/civil_complaint_sales_template.docx
@@ -108,7 +108,7 @@
         </w:rPr>
         <w:t>1. 判令被告立即向原告支付拖欠的货物采购货款人民币 {{ contract_arrears }} 元（大写：{{ contract_arrears_capital }}）；</w:t>
         <w:br/>
-        <w:t>2. 判令被告向原告支付自逾期之日起至实际清偿之日止的逾期付款违约金（按照全国银行间同业拆借中心公布的一年期贷款市场报价利率 LPR 加计 50% 计算，暂计至起诉日为人民币 {{ liquidated_damages }} 元）；</w:t>
+        <w:t>2. 判令被告向原告支付自逾期之日起至实际清偿之日止的逾期付款违约金（{{ overdue_rate_desc }}，暂计至起诉日为人民币 {{ liquidated_damages }} 元；合同有约定的从约定）；</w:t>
         <w:br/>
         <w:t>3. 判令本案全部诉讼费用、保全责任保险费及保全申请费由被告承担。</w:t>
       </w:r>

--- a/templates/civil_complaint_sales_template.docx
+++ b/templates/civil_complaint_sales_template.docx
@@ -44,7 +44,7 @@
           <w:sz w:val="28"/>
           <w:rFonts w:ascii="仿宋" w:hAnsi="仿宋" w:eastAsia="仿宋"/>
         </w:rPr>
-        <w:t>{{ plaintiff_name }}，住所地：{{ plaintiff_address }}。统一社会信用代码：{{ plaintiff_id }}。法定代表人：{{ plaintiff_legal_rep }}，职务：{{ plaintiff_rep_position }}。联系电话：{{ plaintiff_phone }}。</w:t>
+        <w:t>{% if plaintiff_is_natural %}{{ plaintiff_name }}，{{ plaintiff_gender }}，{{ plaintiff_birth }}出生，{{ plaintiff_ethnicity }}，住址：{{ plaintiff_address }}。公民身份号码：{{ plaintiff_id }}。联系电话：{{ plaintiff_phone }}。{% else %}{{ plaintiff_name }}，住所地：{{ plaintiff_address }}。统一社会信用代码：{{ plaintiff_id }}。法定代表人：{{ plaintiff_legal_rep }}，职务：{{ plaintiff_rep_position }}。联系电话：{{ plaintiff_phone }}。{% endif %}</w:t>
       </w:r>
     </w:p>
     <w:p>
@@ -71,7 +71,7 @@
           <w:sz w:val="28"/>
           <w:rFonts w:ascii="仿宋" w:hAnsi="仿宋" w:eastAsia="仿宋"/>
         </w:rPr>
-        <w:t>{{ defendant_name }}，住所地：{{ defendant_address }}。统一社会信用代码/公民身份号码：{{ defendant_id }}。法定代表人：{{ defendant_legal_rep }}。联系电话：{{ defendant_phone }}。</w:t>
+        <w:t>{% if defendant_is_natural %}{{ defendant_name }}，{{ defendant_gender }}，{{ defendant_birth }}出生，{{ defendant_ethnicity }}，住址：{{ defendant_address }}。公民身份号码：{{ defendant_id }}。联系电话：{{ defendant_phone }}。{% else %}{{ defendant_name }}，住所地：{{ defendant_address }}。统一社会信用代码：{{ defendant_id }}。法定代表人：{{ defendant_legal_rep }}，职务：{{ defendant_rep_position }}。联系电话：{{ defendant_phone }}。{% endif %}</w:t>
       </w:r>
     </w:p>
     <w:p/>
@@ -106,11 +106,9 @@
           <w:sz w:val="28"/>
           <w:rFonts w:ascii="仿宋" w:hAnsi="仿宋" w:eastAsia="仿宋"/>
         </w:rPr>
-        <w:t>1. 判令被告立即向原告支付拖欠的货物采购货款人民币 {{ contract_arrears }} 元（大写：{{ contract_arrears_capital }}）；</w:t>
+        <w:t>{% for claim in claims %}{{ loop.index }}、{{ claim }}</w:t>
         <w:br/>
-        <w:t>2. 判令被告向原告支付自逾期之日起至实际清偿之日止的逾期付款违约金（{{ overdue_rate_desc }}，暂计至起诉日为人民币 {{ liquidated_damages }} 元；合同有约定的从约定）；</w:t>
-        <w:br/>
-        <w:t>3. 判令本案全部诉讼费用、保全责任保险费及保全申请费由被告承担。</w:t>
+        <w:t>{% endfor %}</w:t>
       </w:r>
     </w:p>
     <w:p>
@@ -145,6 +143,46 @@
           <w:rFonts w:ascii="仿宋" w:hAnsi="仿宋" w:eastAsia="仿宋"/>
         </w:rPr>
         <w:t>{{ facts_and_reasons }}</w:t>
+        <w:br/>
+        <w:br/>
+        <w:t>逾期付款利息/违约金计算标准：{{ overdue_rate_desc }}</w:t>
+      </w:r>
+    </w:p>
+    <w:p/>
+    <w:p>
+      <w:pPr>
+        <w:spacing w:line="560" w:lineRule="exact" w:before="0" w:after="80"/>
+        <w:ind w:firstLine="0"/>
+        <w:jc w:val="both"/>
+      </w:pPr>
+      <w:r>
+        <w:rPr>
+          <w:rFonts w:ascii="黑体" w:hAnsi="黑体"/>
+          <w:b/>
+          <w:color w:val="000000"/>
+          <w:sz w:val="28"/>
+          <w:rFonts w:ascii="黑体" w:hAnsi="黑体" w:eastAsia="黑体"/>
+        </w:rPr>
+        <w:t>证据和证据来源，证人姓名和住所：</w:t>
+      </w:r>
+    </w:p>
+    <w:p>
+      <w:pPr>
+        <w:spacing w:line="560" w:lineRule="exact" w:before="0" w:after="80"/>
+        <w:ind w:firstLine="560"/>
+        <w:jc w:val="both"/>
+      </w:pPr>
+      <w:r>
+        <w:rPr>
+          <w:rFonts w:ascii="仿宋" w:hAnsi="仿宋"/>
+          <w:b w:val="0"/>
+          <w:color w:val="000000"/>
+          <w:sz w:val="28"/>
+          <w:rFonts w:ascii="仿宋" w:hAnsi="仿宋" w:eastAsia="仿宋"/>
+        </w:rPr>
+        <w:t>{% for ev in evidences %}{{ loop.index }}、{{ ev.name }}；来源：{{ ev.source }}{% if ev.witness %}；证人：{{ ev.witness }}{% endif %}</w:t>
+        <w:br/>
+        <w:t>{% endfor %}</w:t>
       </w:r>
     </w:p>
     <w:p/>
@@ -173,7 +211,7 @@
           <w:sz w:val="28"/>
           <w:rFonts w:ascii="黑体" w:hAnsi="黑体" w:eastAsia="黑体"/>
         </w:rPr>
-        <w:t>{{ court_name }}人民法院</w:t>
+        <w:t>{{ court_name }}</w:t>
       </w:r>
     </w:p>
     <w:p/>
@@ -195,6 +233,23 @@
         <w:br/>
         <w:br/>
         <w:t xml:space="preserve">日期：{{ filing_date }}          </w:t>
+      </w:r>
+    </w:p>
+    <w:p>
+      <w:pPr>
+        <w:spacing w:line="560" w:lineRule="exact" w:before="0" w:after="80"/>
+        <w:ind w:firstLine="0"/>
+        <w:jc w:val="both"/>
+      </w:pPr>
+      <w:r>
+        <w:rPr>
+          <w:rFonts w:ascii="仿宋" w:hAnsi="仿宋"/>
+          <w:b w:val="0"/>
+          <w:color w:val="000000"/>
+          <w:sz w:val="24"/>
+          <w:rFonts w:ascii="仿宋" w:hAnsi="仿宋" w:eastAsia="仿宋"/>
+        </w:rPr>
+        <w:t>附：本起诉状副本 {{ copies }} 份</w:t>
       </w:r>
     </w:p>
     <w:sectPr>
